--- a/RFI-Docs/Statement from VA press Secretary - Animal Research.docx
+++ b/RFI-Docs/Statement from VA press Secretary - Animal Research.docx
@@ -4,8 +4,123 @@
   <w:body>
     <w:p>
       <w:pPr>
+        <w:jc w:val="left"/>
+      </w:pPr>
+      <w:r>
+        <w:rPr>
+          <w:color w:val="646464"/>
+          <w:sz w:val="18"/>
+        </w:rPr>
+        <w:t>Document: Statement from VA press Secretary - Animal Research.docx</w:t>
+      </w:r>
+    </w:p>
+    <w:p>
+      <w:pPr>
+        <w:jc w:val="left"/>
+      </w:pPr>
+      <w:r>
+        <w:rPr>
+          <w:color w:val="646464"/>
+          <w:sz w:val="18"/>
+        </w:rPr>
+        <w:t>Title: Statement from VA press Secretary - Animal Research - Stars and Stripes</w:t>
+      </w:r>
+    </w:p>
+    <w:p>
+      <w:pPr>
+        <w:jc w:val="left"/>
+      </w:pPr>
+      <w:r>
+        <w:rPr>
+          <w:color w:val="646464"/>
+          <w:sz w:val="18"/>
+        </w:rPr>
+        <w:t>Topic: Animal Research | Type: Other-Misc Documents</w:t>
+      </w:r>
+    </w:p>
+    <w:p>
+      <w:pPr>
+        <w:jc w:val="left"/>
+      </w:pPr>
+      <w:r>
+        <w:rPr>
+          <w:color w:val="646464"/>
+          <w:sz w:val="18"/>
+        </w:rPr>
+        <w:t>Created: 2024-08-20 | By: Bartlinski, David</w:t>
+      </w:r>
+    </w:p>
+    <w:p>
+      <w:pPr>
+        <w:jc w:val="left"/>
+      </w:pPr>
+      <w:r>
+        <w:rPr>
+          <w:color w:val="646464"/>
+          <w:sz w:val="18"/>
+        </w:rPr>
+        <w:t>Modified: 2026-02-09 | By: McGovern, Brian V.</w:t>
+      </w:r>
+    </w:p>
+    <w:p>
+      <w:pPr>
+        <w:jc w:val="left"/>
+      </w:pPr>
+      <w:r>
+        <w:rPr>
+          <w:color w:val="C8C8C8"/>
+          <w:sz w:val="16"/>
+        </w:rPr>
+        <w:t>────────────────────────────────────────────────────────────────────────────────</w:t>
+      </w:r>
+    </w:p>
+    <w:p>
+      <w:pPr>
+        <w:jc w:val="left"/>
+      </w:pPr>
+      <w:r/>
+    </w:p>
+    <w:p>
+      <w:pPr>
+        <w:jc w:val="left"/>
+      </w:pPr>
+      <w:r>
+        <w:rPr>
+          <w:color w:val="646464"/>
+          <w:sz w:val="18"/>
+        </w:rPr>
+        <w:t>Topic: Animal Research | Type: Other-Misc Documents</w:t>
+      </w:r>
+    </w:p>
+    <w:p>
+      <w:pPr>
+        <w:jc w:val="left"/>
+      </w:pPr>
+      <w:r>
+        <w:rPr>
+          <w:color w:val="646464"/>
+          <w:sz w:val="18"/>
+        </w:rPr>
+        <w:t>Created: 2024-08-20 | By: Bartlinski, David</w:t>
+      </w:r>
+    </w:p>
+    <w:p>
+      <w:pPr>
+        <w:jc w:val="left"/>
+      </w:pPr>
+      <w:r>
+        <w:rPr>
+          <w:color w:val="646464"/>
+          <w:sz w:val="18"/>
+        </w:rPr>
+        <w:t>Modified: 2026-02-09 | By: McGovern, Brian V.</w:t>
+      </w:r>
+    </w:p>
+    <w:p>
+      <w:pPr>
         <w:spacing w:after="0" w:line="240" w:lineRule="auto"/>
         <w:ind w:left="720"/>
+        <w:jc w:val="left"/>
         <w:rPr>
           <w:rFonts w:ascii="Calibri" w:eastAsia="Times New Roman" w:hAnsi="Calibri" w:cs="Calibri"/>
           <w:b/>
@@ -15,6 +130,13 @@
           <w14:ligatures w14:val="none"/>
         </w:rPr>
       </w:pPr>
+      <w:r>
+        <w:rPr>
+          <w:color w:val="C8C8C8"/>
+          <w:sz w:val="16"/>
+        </w:rPr>
+        <w:t>────────────────────────────────────────────────────────────────────────────────</w:t>
+      </w:r>
     </w:p>
     <w:p>
       <w:pPr>
@@ -27,17 +149,7 @@
           <w14:ligatures w14:val="none"/>
         </w:rPr>
       </w:pPr>
-      <w:r>
-        <w:rPr>
-          <w:rFonts w:ascii="Calibri" w:eastAsia="Times New Roman" w:hAnsi="Calibri" w:cs="Calibri"/>
-          <w:b/>
-          <w:bCs/>
-          <w:color w:val="000000"/>
-          <w:kern w:val="0"/>
-          <w14:ligatures w14:val="none"/>
-        </w:rPr>
-        <w:t>Statement from VA press Secretary Terrence Hayes:</w:t>
-      </w:r>
+      <w:r/>
     </w:p>
     <w:p>
       <w:pPr>
